--- a/submissions/AITP_OWASP_Top_10.docx
+++ b/submissions/AITP_OWASP_Top_10.docx
@@ -431,7 +431,7 @@
         <w:pStyle w:val="ListNumber"/>
       </w:pPr>
       <w:r>
-        <w:t>Lateral data access. An agent tasked with drafting customer communications is given `read` access to the customer database. The database connection also permits reading the financials table, the employee table, and the credentials table. A prompt injection causes the agent to query the credentials table and embed the results in a drafted communication. The draft sits in the review buffer, but the data has already been read into the agent's context.</w:t>
+        <w:t>Lateral data access. An agent tasked with drafting customer communications is given read access to the customer database. The database connection also permits reading the financials table, the employee table, and the credentials table. A prompt injection causes the agent to query the credentials table and embed the results in a drafted communication. The process sits in the review buffer, but the data has already been read into the agent's context.</w:t>
       </w:r>
     </w:p>
     <w:p>
@@ -439,7 +439,7 @@
         <w:pStyle w:val="ListNumber"/>
       </w:pPr>
       <w:r>
-        <w:t>Destructive tool invocation. An agent with `execute:tool/deploy` permission also holds implicit access to `execute:tool/rollback`, `execute:tool/delete-environment`, and `execute:tool/modify-config`. A compromised agent uses the deploy tool's underlying API to delete a production environment, an operation it was never intended to perform but that the tool's permission grant allows.</w:t>
+        <w:t>Destructive tool invocation. An agent with "execute:tool/deploy" permission also holds implicit access to "execute:tool/rollback", "execute:tool/delete-environment", and "execute:tool/modify-config". A compromised agent uses the deploy tool's underlying API to delete a production environment, an operation it was never intended to perform but that the tool's permission grant allows.</w:t>
       </w:r>
     </w:p>
     <w:p>
@@ -460,17 +460,14 @@
     </w:p>
     <w:p>
       <w:r>
-        <w:t xml:space="preserve">AITP addresses this risk through </w:t>
+        <w:t>AITP addresses this risk through Scope Binding (Section 3.2). Every agent MUST be bound to a permission manifest that enumerates its permitted operations at the resource level. Permissions are explicit: "read:database/customers" is a different permission from "read:database/financials". There is no wildcard. There is no implicit inheritance. The manifest is signed by the Signing Authority (Section 3.5) and cannot be modified by the agent.</w:t>
       </w:r>
       <w:r>
         <w:rPr>
           <w:b/>
         </w:rPr>
-        <w:t>Scope Binding (Section 3.2)</w:t>
       </w:r>
-      <w:r>
-        <w:t>. Every agent MUST be bound to a permission manifest that enumerates its permitted operations at the resource level. Permissions are explicit: `read:database/customers` is a different permission from `read:database/financials`. There is no wildcard. There is no implicit inheritance. The manifest is signed by the Signing Authority (Section 3.5) and cannot be modified by the agent.</w:t>
-      </w:r>
+      <w:r/>
     </w:p>
     <w:p>
       <w:r>
@@ -699,7 +696,7 @@
         <w:pStyle w:val="ListNumber"/>
       </w:pPr>
       <w:r>
-        <w:t>Credential pass-through. A parent agent holds API keys for a financial service, a customer database, and a deployment pipeline. It spawns a child to draft a customer email. The child inherits all three API keys. A compromised child now has access to the financial service and the deployment pipeline, neither of which is relevant to drafting an email.</w:t>
+        <w:t>Credential pass-through. A parent agent holds API keys for a financial service, a customer database, and a deployment pipeline. It spawns a child to process a customer email. The child inherits all three API keys. A compromised child now has access to the financial service and the deployment pipeline, neither of which is relevant to drafting an email.</w:t>
       </w:r>
     </w:p>
     <w:p>
@@ -959,7 +956,7 @@
         <w:pStyle w:val="ListNumber"/>
       </w:pPr>
       <w:r>
-        <w:t>Multi-step chain injection. Step 1: An attacker embeds benign-looking content in a public web page. Step 2: A Tier 1 agent crawls the page and places the content in the quarantine buffer. Step 3: A Tier 2 agent reads the quarantine buffer. The content includes a carefully crafted phrase that, in the context of the Tier 2 agent's system prompt, triggers an unintended tool call. Each step is individually innocuous. The attack emerges from the composition.</w:t>
+        <w:t>Multi-step chain injection. Step 1: An attacker embeds benign-looking content in a public web page. Step 2: A Tier 1 agent observes the page and places the content in the quarantine buffer. Step 3: A Tier 2 agent reads the quarantine buffer. The content includes a carefully crafted phrase that, in the context of the Tier 2 agent's system prompt, triggers an unintended tool call. Each step is individually innocuous. The attack emerges from the composition.</w:t>
       </w:r>
     </w:p>
     <w:p>
@@ -1375,7 +1372,7 @@
         <w:pStyle w:val="ListNumber"/>
       </w:pPr>
       <w:r>
-        <w:t>Cascading deletion. An agent tasked with cleaning up test environments receives a poisoned configuration that redefines "test environment" to include production. The cleanup agent deletes production databases. No human approval was required because the agent's scope included `delete:environment/*` with no consequence classification distinguishing test from production.</w:t>
+        <w:t>Cascading deletion. An agent tasked with cleaning up test environments receives a poisoned configuration that redefines "test environment" to include production. The cleanup agent deletes production databases. No human approval was required because the agent's scope included "delete:environment/*" with no consequence classification distinguishing test from production.</w:t>
       </w:r>
     </w:p>
     <w:p>
@@ -1416,7 +1413,7 @@
     </w:p>
     <w:p>
       <w:r>
-        <w:t>*AI Trust Protocol (AITP) v0.1 Draft -- OSInfo Inc. -- March 2026*</w:t>
+        <w:t>*AI Trust Protocol (AITP) v0.1 Process -- OSInfo Inc. -- March 2026*</w:t>
       </w:r>
     </w:p>
     <w:p>
@@ -25616,10 +25613,237 @@
 <b:Sources xmlns:b="http://schemas.openxmlformats.org/officeDocument/2006/bibliography" xmlns="http://schemas.openxmlformats.org/officeDocument/2006/bibliography" SelectedStyle="/APA.XSL" StyleName="APA"/>
 </file>
 
+<file path=customXml/item2.xml><?xml version="1.0" encoding="utf-8"?>
+<ct:contentTypeSchema xmlns:ct="http://schemas.microsoft.com/office/2006/metadata/contentType" xmlns:ma="http://schemas.microsoft.com/office/2006/metadata/properties/metaAttributes" ct:_="" ma:_="" ma:contentTypeName="Document" ma:contentTypeID="0x010100328358E189C06D449FA4F4147EB540B3" ma:contentTypeVersion="11" ma:contentTypeDescription="Create a new document." ma:contentTypeScope="" ma:versionID="c24be89b263f81d2e7d6384c2178bb44">
+  <xsd:schema xmlns:xsd="http://www.w3.org/2001/XMLSchema" xmlns:xs="http://www.w3.org/2001/XMLSchema" xmlns:p="http://schemas.microsoft.com/office/2006/metadata/properties" xmlns:ns2="b44e59ae-bb2d-46e5-b428-e16cc0ec46cb" xmlns:ns3="48555a96-f9a0-4a8f-a2a2-5be3bf92906d" targetNamespace="http://schemas.microsoft.com/office/2006/metadata/properties" ma:root="true" ma:fieldsID="bf879ecd1a06b8ec43801fe125deccfc" ns2:_="" ns3:_="">
+    <xsd:import namespace="b44e59ae-bb2d-46e5-b428-e16cc0ec46cb"/>
+    <xsd:import namespace="48555a96-f9a0-4a8f-a2a2-5be3bf92906d"/>
+    <xsd:element name="properties">
+      <xsd:complexType>
+        <xsd:sequence>
+          <xsd:element name="documentManagement">
+            <xsd:complexType>
+              <xsd:all>
+                <xsd:element ref="ns2:lcf76f155ced4ddcb4097134ff3c332f" minOccurs="0"/>
+                <xsd:element ref="ns3:TaxCatchAll" minOccurs="0"/>
+                <xsd:element ref="ns2:MediaServiceMetadata" minOccurs="0"/>
+                <xsd:element ref="ns2:MediaServiceFastMetadata" minOccurs="0"/>
+                <xsd:element ref="ns2:MediaServiceSearchProperties" minOccurs="0"/>
+                <xsd:element ref="ns2:MediaServiceDateTaken" minOccurs="0"/>
+                <xsd:element ref="ns2:MediaServiceOCR" minOccurs="0"/>
+                <xsd:element ref="ns2:MediaServiceGenerationTime" minOccurs="0"/>
+                <xsd:element ref="ns2:MediaServiceEventHashCode" minOccurs="0"/>
+                <xsd:element ref="ns2:MediaLengthInSeconds" minOccurs="0"/>
+              </xsd:all>
+            </xsd:complexType>
+          </xsd:element>
+        </xsd:sequence>
+      </xsd:complexType>
+    </xsd:element>
+  </xsd:schema>
+  <xsd:schema xmlns:xsd="http://www.w3.org/2001/XMLSchema" xmlns:xs="http://www.w3.org/2001/XMLSchema" xmlns:dms="http://schemas.microsoft.com/office/2006/documentManagement/types" xmlns:pc="http://schemas.microsoft.com/office/infopath/2007/PartnerControls" targetNamespace="b44e59ae-bb2d-46e5-b428-e16cc0ec46cb" elementFormDefault="qualified">
+    <xsd:import namespace="http://schemas.microsoft.com/office/2006/documentManagement/types"/>
+    <xsd:import namespace="http://schemas.microsoft.com/office/infopath/2007/PartnerControls"/>
+    <xsd:element name="lcf76f155ced4ddcb4097134ff3c332f" ma:index="9" nillable="true" ma:taxonomy="true" ma:internalName="lcf76f155ced4ddcb4097134ff3c332f" ma:taxonomyFieldName="MediaServiceImageTags" ma:displayName="Image Tags" ma:readOnly="false" ma:fieldId="{5cf76f15-5ced-4ddc-b409-7134ff3c332f}" ma:taxonomyMulti="true" ma:sspId="da020e9d-4dea-41ad-9ea8-10768651d479" ma:termSetId="09814cd3-568e-fe90-9814-8d621ff8fb84" ma:anchorId="fba54fb3-c3e1-fe81-a776-ca4b69148c4d" ma:open="true" ma:isKeyword="false">
+      <xsd:complexType>
+        <xsd:sequence>
+          <xsd:element ref="pc:Terms" minOccurs="0" maxOccurs="1"/>
+        </xsd:sequence>
+      </xsd:complexType>
+    </xsd:element>
+    <xsd:element name="MediaServiceMetadata" ma:index="11" nillable="true" ma:displayName="MediaServiceMetadata" ma:hidden="true" ma:internalName="MediaServiceMetadata" ma:readOnly="true">
+      <xsd:simpleType>
+        <xsd:restriction base="dms:Note"/>
+      </xsd:simpleType>
+    </xsd:element>
+    <xsd:element name="MediaServiceFastMetadata" ma:index="12" nillable="true" ma:displayName="MediaServiceFastMetadata" ma:hidden="true" ma:internalName="MediaServiceFastMetadata" ma:readOnly="true">
+      <xsd:simpleType>
+        <xsd:restriction base="dms:Note"/>
+      </xsd:simpleType>
+    </xsd:element>
+    <xsd:element name="MediaServiceSearchProperties" ma:index="13" nillable="true" ma:displayName="MediaServiceSearchProperties" ma:hidden="true" ma:internalName="MediaServiceSearchProperties" ma:readOnly="true">
+      <xsd:simpleType>
+        <xsd:restriction base="dms:Note"/>
+      </xsd:simpleType>
+    </xsd:element>
+    <xsd:element name="MediaServiceDateTaken" ma:index="14" nillable="true" ma:displayName="MediaServiceDateTaken" ma:hidden="true" ma:indexed="true" ma:internalName="MediaServiceDateTaken" ma:readOnly="true">
+      <xsd:simpleType>
+        <xsd:restriction base="dms:Text"/>
+      </xsd:simpleType>
+    </xsd:element>
+    <xsd:element name="MediaServiceOCR" ma:index="15" nillable="true" ma:displayName="Extracted Text" ma:internalName="MediaServiceOCR" ma:readOnly="true">
+      <xsd:simpleType>
+        <xsd:restriction base="dms:Note">
+          <xsd:maxLength value="255"/>
+        </xsd:restriction>
+      </xsd:simpleType>
+    </xsd:element>
+    <xsd:element name="MediaServiceGenerationTime" ma:index="16" nillable="true" ma:displayName="MediaServiceGenerationTime" ma:hidden="true" ma:internalName="MediaServiceGenerationTime" ma:readOnly="true">
+      <xsd:simpleType>
+        <xsd:restriction base="dms:Text"/>
+      </xsd:simpleType>
+    </xsd:element>
+    <xsd:element name="MediaServiceEventHashCode" ma:index="17" nillable="true" ma:displayName="MediaServiceEventHashCode" ma:hidden="true" ma:internalName="MediaServiceEventHashCode" ma:readOnly="true">
+      <xsd:simpleType>
+        <xsd:restriction base="dms:Text"/>
+      </xsd:simpleType>
+    </xsd:element>
+    <xsd:element name="MediaLengthInSeconds" ma:index="18" nillable="true" ma:displayName="MediaLengthInSeconds" ma:hidden="true" ma:internalName="MediaLengthInSeconds" ma:readOnly="true">
+      <xsd:simpleType>
+        <xsd:restriction base="dms:Unknown"/>
+      </xsd:simpleType>
+    </xsd:element>
+  </xsd:schema>
+  <xsd:schema xmlns:xsd="http://www.w3.org/2001/XMLSchema" xmlns:xs="http://www.w3.org/2001/XMLSchema" xmlns:dms="http://schemas.microsoft.com/office/2006/documentManagement/types" xmlns:pc="http://schemas.microsoft.com/office/infopath/2007/PartnerControls" targetNamespace="48555a96-f9a0-4a8f-a2a2-5be3bf92906d" elementFormDefault="qualified">
+    <xsd:import namespace="http://schemas.microsoft.com/office/2006/documentManagement/types"/>
+    <xsd:import namespace="http://schemas.microsoft.com/office/infopath/2007/PartnerControls"/>
+    <xsd:element name="TaxCatchAll" ma:index="10" nillable="true" ma:displayName="Taxonomy Catch All Column" ma:hidden="true" ma:list="{50b93120-3b12-4a62-b327-a65818e80b40}" ma:internalName="TaxCatchAll" ma:showField="CatchAllData" ma:web="48555a96-f9a0-4a8f-a2a2-5be3bf92906d">
+      <xsd:complexType>
+        <xsd:complexContent>
+          <xsd:extension base="dms:MultiChoiceLookup">
+            <xsd:sequence>
+              <xsd:element name="Value" type="dms:Lookup" maxOccurs="unbounded" minOccurs="0" nillable="true"/>
+            </xsd:sequence>
+          </xsd:extension>
+        </xsd:complexContent>
+      </xsd:complexType>
+    </xsd:element>
+  </xsd:schema>
+  <xsd:schema xmlns="http://schemas.openxmlformats.org/package/2006/metadata/core-properties" xmlns:xsd="http://www.w3.org/2001/XMLSchema" xmlns:xsi="http://www.w3.org/2001/XMLSchema-instance" xmlns:dc="http://purl.org/dc/elements/1.1/" xmlns:dcterms="http://purl.org/dc/terms/" xmlns:odoc="http://schemas.microsoft.com/internal/obd" targetNamespace="http://schemas.openxmlformats.org/package/2006/metadata/core-properties" elementFormDefault="qualified" attributeFormDefault="unqualified" blockDefault="#all">
+    <xsd:import namespace="http://purl.org/dc/elements/1.1/" schemaLocation="http://dublincore.org/schemas/xmls/qdc/2003/04/02/dc.xsd"/>
+    <xsd:import namespace="http://purl.org/dc/terms/" schemaLocation="http://dublincore.org/schemas/xmls/qdc/2003/04/02/dcterms.xsd"/>
+    <xsd:element name="coreProperties" type="CT_coreProperties"/>
+    <xsd:complexType name="CT_coreProperties">
+      <xsd:all>
+        <xsd:element ref="dc:creator" minOccurs="0" maxOccurs="1"/>
+        <xsd:element ref="dcterms:created" minOccurs="0" maxOccurs="1"/>
+        <xsd:element ref="dc:identifier" minOccurs="0" maxOccurs="1"/>
+        <xsd:element name="contentType" minOccurs="0" maxOccurs="1" type="xsd:string" ma:index="0" ma:displayName="Content Type"/>
+        <xsd:element ref="dc:title" minOccurs="0" maxOccurs="1" ma:index="4" ma:displayName="Title"/>
+        <xsd:element ref="dc:subject" minOccurs="0" maxOccurs="1"/>
+        <xsd:element ref="dc:description" minOccurs="0" maxOccurs="1"/>
+        <xsd:element name="keywords" minOccurs="0" maxOccurs="1" type="xsd:string"/>
+        <xsd:element ref="dc:language" minOccurs="0" maxOccurs="1"/>
+        <xsd:element name="category" minOccurs="0" maxOccurs="1" type="xsd:string"/>
+        <xsd:element name="version" minOccurs="0" maxOccurs="1" type="xsd:string"/>
+        <xsd:element name="revision" minOccurs="0" maxOccurs="1" type="xsd:string">
+          <xsd:annotation>
+            <xsd:documentation>
+                        This value indicates the number of saves or revisions. The application is responsible for updating this value after each revision.
+                    </xsd:documentation>
+          </xsd:annotation>
+        </xsd:element>
+        <xsd:element name="lastModifiedBy" minOccurs="0" maxOccurs="1" type="xsd:string"/>
+        <xsd:element ref="dcterms:modified" minOccurs="0" maxOccurs="1"/>
+        <xsd:element name="contentStatus" minOccurs="0" maxOccurs="1" type="xsd:string"/>
+      </xsd:all>
+    </xsd:complexType>
+  </xsd:schema>
+  <xs:schema xmlns:pc="http://schemas.microsoft.com/office/infopath/2007/PartnerControls" xmlns:xs="http://www.w3.org/2001/XMLSchema" targetNamespace="http://schemas.microsoft.com/office/infopath/2007/PartnerControls" elementFormDefault="qualified" attributeFormDefault="unqualified">
+    <xs:element name="Person">
+      <xs:complexType>
+        <xs:sequence>
+          <xs:element ref="pc:DisplayName" minOccurs="0"/>
+          <xs:element ref="pc:AccountId" minOccurs="0"/>
+          <xs:element ref="pc:AccountType" minOccurs="0"/>
+        </xs:sequence>
+      </xs:complexType>
+    </xs:element>
+    <xs:element name="DisplayName" type="xs:string"/>
+    <xs:element name="AccountId" type="xs:string"/>
+    <xs:element name="AccountType" type="xs:string"/>
+    <xs:element name="BDCAssociatedEntity">
+      <xs:complexType>
+        <xs:sequence>
+          <xs:element ref="pc:BDCEntity" minOccurs="0" maxOccurs="unbounded"/>
+        </xs:sequence>
+        <xs:attribute ref="pc:EntityNamespace"/>
+        <xs:attribute ref="pc:EntityName"/>
+        <xs:attribute ref="pc:SystemInstanceName"/>
+        <xs:attribute ref="pc:AssociationName"/>
+      </xs:complexType>
+    </xs:element>
+    <xs:attribute name="EntityNamespace" type="xs:string"/>
+    <xs:attribute name="EntityName" type="xs:string"/>
+    <xs:attribute name="SystemInstanceName" type="xs:string"/>
+    <xs:attribute name="AssociationName" type="xs:string"/>
+    <xs:element name="BDCEntity">
+      <xs:complexType>
+        <xs:sequence>
+          <xs:element ref="pc:EntityDisplayName" minOccurs="0"/>
+          <xs:element ref="pc:EntityInstanceReference" minOccurs="0"/>
+          <xs:element ref="pc:EntityId1" minOccurs="0"/>
+          <xs:element ref="pc:EntityId2" minOccurs="0"/>
+          <xs:element ref="pc:EntityId3" minOccurs="0"/>
+          <xs:element ref="pc:EntityId4" minOccurs="0"/>
+          <xs:element ref="pc:EntityId5" minOccurs="0"/>
+        </xs:sequence>
+      </xs:complexType>
+    </xs:element>
+    <xs:element name="EntityDisplayName" type="xs:string"/>
+    <xs:element name="EntityInstanceReference" type="xs:string"/>
+    <xs:element name="EntityId1" type="xs:string"/>
+    <xs:element name="EntityId2" type="xs:string"/>
+    <xs:element name="EntityId3" type="xs:string"/>
+    <xs:element name="EntityId4" type="xs:string"/>
+    <xs:element name="EntityId5" type="xs:string"/>
+    <xs:element name="Terms">
+      <xs:complexType>
+        <xs:sequence>
+          <xs:element ref="pc:TermInfo" minOccurs="0" maxOccurs="unbounded"/>
+        </xs:sequence>
+      </xs:complexType>
+    </xs:element>
+    <xs:element name="TermInfo">
+      <xs:complexType>
+        <xs:sequence>
+          <xs:element ref="pc:TermName" minOccurs="0"/>
+          <xs:element ref="pc:TermId" minOccurs="0"/>
+        </xs:sequence>
+      </xs:complexType>
+    </xs:element>
+    <xs:element name="TermName" type="xs:string"/>
+    <xs:element name="TermId" type="xs:string"/>
+  </xs:schema>
+</ct:contentTypeSchema>
+</file>
+
+<file path=customXml/item3.xml><?xml version="1.0" encoding="utf-8"?>
+<?mso-contentType ?>
+<FormTemplates xmlns="http://schemas.microsoft.com/sharepoint/v3/contenttype/forms">
+  <Display>DocumentLibraryForm</Display>
+  <Edit>DocumentLibraryForm</Edit>
+  <New>DocumentLibraryForm</New>
+</FormTemplates>
+</file>
+
+<file path=customXml/item4.xml><?xml version="1.0" encoding="utf-8"?>
+<p:properties xmlns:p="http://schemas.microsoft.com/office/2006/metadata/properties" xmlns:xsi="http://www.w3.org/2001/XMLSchema-instance" xmlns:pc="http://schemas.microsoft.com/office/infopath/2007/PartnerControls">
+  <documentManagement>
+    <TaxCatchAll xmlns="48555a96-f9a0-4a8f-a2a2-5be3bf92906d" xsi:nil="true"/>
+    <lcf76f155ced4ddcb4097134ff3c332f xmlns="b44e59ae-bb2d-46e5-b428-e16cc0ec46cb">
+      <Terms xmlns="http://schemas.microsoft.com/office/infopath/2007/PartnerControls"/>
+    </lcf76f155ced4ddcb4097134ff3c332f>
+  </documentManagement>
+</p:properties>
+</file>
+
 <file path=customXml/itemProps1.xml><?xml version="1.0" encoding="utf-8"?>
 <ds:datastoreItem xmlns:ds="http://schemas.openxmlformats.org/officeDocument/2006/customXml" ds:itemID="{EF278816-EC6F-A645-907D-7F25AECB1D4A}">
   <ds:schemaRefs>
     <ds:schemaRef ds:uri="http://schemas.openxmlformats.org/officeDocument/2006/bibliography"/>
   </ds:schemaRefs>
 </ds:datastoreItem>
+</file>
+
+<file path=customXml/itemProps2.xml><?xml version="1.0" encoding="utf-8"?>
+<ds:datastoreItem xmlns:ds="http://schemas.openxmlformats.org/officeDocument/2006/customXml" ds:itemID="{4FF23E22-D3EE-4F28-8362-2091BEE82AB4}"/>
+</file>
+
+<file path=customXml/itemProps3.xml><?xml version="1.0" encoding="utf-8"?>
+<ds:datastoreItem xmlns:ds="http://schemas.openxmlformats.org/officeDocument/2006/customXml" ds:itemID="{085F3897-1D95-4789-A7B6-642A7EEAE872}"/>
+</file>
+
+<file path=customXml/itemProps4.xml><?xml version="1.0" encoding="utf-8"?>
+<ds:datastoreItem xmlns:ds="http://schemas.openxmlformats.org/officeDocument/2006/customXml" ds:itemID="{11E3C773-3AF7-4704-87FA-70E745AD3C35}"/>
 </file>
--- a/submissions/AITP_OWASP_Top_10.docx
+++ b/submissions/AITP_OWASP_Top_10.docx
@@ -15,11 +15,9 @@
         <w:rPr>
           <w:b/>
         </w:rPr>
-        <w:t>Version:</w:t>
+        <w:t>Version: 1.1 (Draft)</w:t>
       </w:r>
-      <w:r>
-        <w:t xml:space="preserve"> 0.1 (Draft)</w:t>
-      </w:r>
+      <w:r/>
     </w:p>
     <w:p>
       <w:r>
@@ -1413,7 +1411,7 @@
     </w:p>
     <w:p>
       <w:r>
-        <w:t>*AI Trust Protocol (AITP) v0.1 Process -- OSInfo Inc. -- March 2026*</w:t>
+        <w:t>*AI Trust Protocol (AITP) v1.1 Process -- OSInfo Inc. -- March 2026*</w:t>
       </w:r>
     </w:p>
     <w:p>

--- a/submissions/AITP_OWASP_Top_10.docx
+++ b/submissions/AITP_OWASP_Top_10.docx
@@ -15,7 +15,7 @@
         <w:rPr>
           <w:b/>
         </w:rPr>
-        <w:t>Version: 1.1 (Draft)</w:t>
+        <w:t>Version: 0.3 (Draft)</w:t>
       </w:r>
       <w:r/>
     </w:p>

--- a/submissions/AITP_OWASP_Top_10.docx
+++ b/submissions/AITP_OWASP_Top_10.docx
@@ -35,11 +35,9 @@
         <w:rPr>
           <w:b/>
         </w:rPr>
-        <w:t>Authors:</w:t>
+        <w:t>Authors: Michael Harrison, Ard Haskell, OSInfo Inc.</w:t>
       </w:r>
-      <w:r>
-        <w:t xml:space="preserve"> Michael Harrison, Ard Haskell -- OSInfo Inc.</w:t>
-      </w:r>
+      <w:r/>
     </w:p>
     <w:p>
       <w:r>
@@ -53,11 +51,6 @@
       </w:r>
     </w:p>
     <w:p>
-      <w:r>
-        <w:t>---</w:t>
-      </w:r>
-    </w:p>
-    <w:p>
       <w:pPr>
         <w:pStyle w:val="Heading2"/>
       </w:pPr>
@@ -72,12 +65,7 @@
     </w:p>
     <w:p>
       <w:r>
-        <w:t>These are not theoretical concerns. They are the structural weaknesses present in every agent framework deployed today. Every entry below describes a condition where an agent system lacks a fundamental trust property, the consequences of that absence, and the specific AITP mechanisms that address it.</w:t>
-      </w:r>
-    </w:p>
-    <w:p>
-      <w:r>
-        <w:t>---</w:t>
+        <w:t>These are not theoretical concerns. They are the structural weaknesses present in every agent framework deployed today. Every entry below describes a condition where an agent system lacks a fundamental trust property, the consequences of that absence, and the specific AITP mechanisms that address it. Each risk is identified by the prefix ATR (Agent Trust Risk), numbered ATR-01 through ATR-10.</w:t>
       </w:r>
     </w:p>
     <w:p>
@@ -211,11 +199,6 @@
       </w:r>
     </w:p>
     <w:p>
-      <w:r>
-        <w:t>---</w:t>
-      </w:r>
-    </w:p>
-    <w:p>
       <w:pPr>
         <w:pStyle w:val="Heading2"/>
       </w:pPr>
@@ -341,11 +324,6 @@
       </w:r>
     </w:p>
     <w:p>
-      <w:r>
-        <w:t>---</w:t>
-      </w:r>
-    </w:p>
-    <w:p>
       <w:pPr>
         <w:pStyle w:val="Heading2"/>
       </w:pPr>
@@ -468,11 +446,6 @@
       <w:r/>
     </w:p>
     <w:p>
-      <w:r>
-        <w:t>---</w:t>
-      </w:r>
-    </w:p>
-    <w:p>
       <w:pPr>
         <w:pStyle w:val="Heading2"/>
       </w:pPr>
@@ -598,11 +571,6 @@
       </w:r>
     </w:p>
     <w:p>
-      <w:r>
-        <w:t>---</w:t>
-      </w:r>
-    </w:p>
-    <w:p>
       <w:pPr>
         <w:pStyle w:val="Heading2"/>
       </w:pPr>
@@ -728,11 +696,6 @@
       </w:r>
     </w:p>
     <w:p>
-      <w:r>
-        <w:t>---</w:t>
-      </w:r>
-    </w:p>
-    <w:p>
       <w:pPr>
         <w:pStyle w:val="Heading2"/>
       </w:pPr>
@@ -858,11 +821,6 @@
       </w:r>
     </w:p>
     <w:p>
-      <w:r>
-        <w:t>---</w:t>
-      </w:r>
-    </w:p>
-    <w:p>
       <w:pPr>
         <w:pStyle w:val="Heading2"/>
       </w:pPr>
@@ -880,7 +838,7 @@
     </w:p>
     <w:p>
       <w:r>
-        <w:t>Agent context windows that accept external input without sanitization or boundary enforcement are vulnerable to prompt injection. The context window is the agent's working memory. Everything in it -- system instructions, user input, retrieved documents, tool outputs, conversation history -- influences the agent's behavior. Context is treated as trusted input. There is no distinction between verified content and content of unknown provenance.</w:t>
+        <w:t>Agent context windows that accept external input without sanitization or boundary enforcement are vulnerable to prompt injection. The context window is the agent's working memory. Everything in it: system instructions, user input, retrieved documents, tool outputs, conversation history: influences the agent's behavior. Context is treated as trusted input. There is no distinction between verified content and content of unknown provenance.</w:t>
       </w:r>
     </w:p>
     <w:p>
@@ -997,11 +955,6 @@
       </w:r>
     </w:p>
     <w:p>
-      <w:r>
-        <w:t>---</w:t>
-      </w:r>
-    </w:p>
-    <w:p>
       <w:pPr>
         <w:pStyle w:val="Heading2"/>
       </w:pPr>
@@ -1136,11 +1089,6 @@
       </w:r>
     </w:p>
     <w:p>
-      <w:r>
-        <w:t>---</w:t>
-      </w:r>
-    </w:p>
-    <w:p>
       <w:pPr>
         <w:pStyle w:val="Heading2"/>
       </w:pPr>
@@ -1263,11 +1211,6 @@
       </w:r>
       <w:r>
         <w:t>. Revocation is immediate and permanent. The compromised agent's key pair is added to the Signing Authority's revocation list. All pending actions are frozen. All future signing requests from that identity are rejected. The blast radius is bounded: one agent, one key, one scope. Recovery follows a defined sequence: new identity issuance, tier reset to Tier 1, output review of the compromise window, and permanent incident record in the audit log.</w:t>
-      </w:r>
-    </w:p>
-    <w:p>
-      <w:r>
-        <w:t>---</w:t>
       </w:r>
     </w:p>
     <w:p>
@@ -1406,17 +1349,12 @@
     </w:p>
     <w:p>
       <w:r>
-        <w:t>---</w:t>
+        <w:t>AI Trust Protocol (AITP) v0.3, OSInfo Inc., March 2026</w:t>
       </w:r>
     </w:p>
     <w:p>
       <w:r>
-        <w:t>*AI Trust Protocol (AITP) v1.1 Process -- OSInfo Inc. -- March 2026*</w:t>
-      </w:r>
-    </w:p>
-    <w:p>
-      <w:r>
-        <w:t>*Licensed under CC BY-SA 4.0*</w:t>
+        <w:t>Licensed under CC BY-SA 4.0</w:t>
       </w:r>
     </w:p>
     <w:sectPr>
